--- a/docs/general-english/A2/release/units/a21-u04.docx
+++ b/docs/general-english/A2/release/units/a21-u04.docx
@@ -874,7 +874,7 @@
           <wp:inline>
             <wp:extent cx="5724525" cy="1390650"/>
             <wp:effectExtent b="0" l="0" r="0" t="0"/>
-            <wp:docPr descr="The four words of the word bank, in the order the task prints them, each with a picture: fresh, sugar, vegetables, dish." title="" id="27" name="Picture"/>
+            <wp:docPr descr="The four words of the word bank, in the order the task prints them, each with a picture: vegetables, dish, sugar, fresh." title="" id="27" name="Picture"/>
             <a:graphic>
               <a:graphicData uri="http://schemas.openxmlformats.org/drawingml/2006/picture">
                 <pic:pic>
@@ -968,7 +968,7 @@
         <w:t xml:space="preserve"> </w:t>
       </w:r>
       <w:r>
-        <w:t xml:space="preserve">fresh | sugar | vegetables | dish</w:t>
+        <w:t xml:space="preserve">vegetables | dish | sugar | fresh</w:t>
       </w:r>
     </w:p>
     <w:p>
@@ -3873,7 +3873,7 @@
           <wp:inline>
             <wp:extent cx="5724525" cy="1390650"/>
             <wp:effectExtent b="0" l="0" r="0" t="0"/>
-            <wp:docPr descr="The four words of the fill-in word bank, in bank order, each drawn: receipt, basket, weigh, aisle." title="" id="45" name="Picture"/>
+            <wp:docPr descr="The four words of the fill-in word bank, in bank order, each drawn: weigh, receipt, basket, aisle." title="" id="45" name="Picture"/>
             <a:graphic>
               <a:graphicData uri="http://schemas.openxmlformats.org/drawingml/2006/picture">
                 <pic:pic>
@@ -3967,7 +3967,7 @@
         <w:t xml:space="preserve"> </w:t>
       </w:r>
       <w:r>
-        <w:t xml:space="preserve">receipt | basket | weigh | aisle</w:t>
+        <w:t xml:space="preserve">weigh | receipt | basket | aisle</w:t>
       </w:r>
     </w:p>
     <w:p>
@@ -5263,7 +5263,7 @@
       <w:r>
         <w:drawing>
           <wp:inline>
-            <wp:extent cx="5724525" cy="2009775"/>
+            <wp:extent cx="5724525" cy="2133600"/>
             <wp:effectExtent b="0" l="0" r="0" t="0"/>
             <wp:docPr descr="The five things this task counts, as chips above two empty bins, one for a few and one for a little. Which chip goes in which bin is the exercise, so none of them is placed." title="" id="60" name="Picture"/>
             <a:graphic>
@@ -5284,7 +5284,7 @@
                   <pic:spPr bwMode="auto">
                     <a:xfrm>
                       <a:off x="0" y="0"/>
-                      <a:ext cx="5724525" cy="2009775"/>
+                      <a:ext cx="5724525" cy="2133600"/>
                     </a:xfrm>
                     <a:prstGeom prst="rect">
                       <a:avLst/>
@@ -5443,7 +5443,7 @@
       <w:r>
         <w:drawing>
           <wp:inline>
-            <wp:extent cx="5724525" cy="1857375"/>
+            <wp:extent cx="5724525" cy="2190750"/>
             <wp:effectExtent b="0" l="0" r="0" t="0"/>
             <wp:docPr descr="One correction worked through -- the wrong form struck out and the right one beside it -- and then three more sentences with an empty line for the learner to write the correct form." title="" id="63" name="Picture"/>
             <a:graphic>
@@ -5464,7 +5464,7 @@
                   <pic:spPr bwMode="auto">
                     <a:xfrm>
                       <a:off x="0" y="0"/>
-                      <a:ext cx="5724525" cy="1857375"/>
+                      <a:ext cx="5724525" cy="2190750"/>
                     </a:xfrm>
                     <a:prstGeom prst="rect">
                       <a:avLst/>
@@ -11895,7 +11895,7 @@
       <w:r>
         <w:drawing>
           <wp:inline>
-            <wp:extent cx="5724525" cy="2371725"/>
+            <wp:extent cx="5724525" cy="2609850"/>
             <wp:effectExtent b="0" l="0" r="0" t="0"/>
             <wp:docPr descr="The decision task as one question and three branches, with what each one costs: keep the book, which costs very little and brings people back; take only money, and the shop is the same as every other shop; or keep it only for people you have known a long time." title="" id="132" name="Picture"/>
             <a:graphic>
@@ -11916,7 +11916,7 @@
                   <pic:spPr bwMode="auto">
                     <a:xfrm>
                       <a:off x="0" y="0"/>
-                      <a:ext cx="5724525" cy="2371725"/>
+                      <a:ext cx="5724525" cy="2609850"/>
                     </a:xfrm>
                     <a:prstGeom prst="rect">
                       <a:avLst/>
@@ -12094,7 +12094,7 @@
           <wp:inline>
             <wp:extent cx="5724525" cy="2095500"/>
             <wp:effectExtent b="0" l="0" r="0" t="0"/>
-            <wp:docPr descr="The eight words of the spiral review bank, in bank order: basket, aisle, fresh, change, a few, a little, timetable, balcony." title="" id="135" name="Picture"/>
+            <wp:docPr descr="The eight words of the spiral review bank, in bank order: change, balcony, basket, a little, fresh, aisle, a few, timetable." title="" id="135" name="Picture"/>
             <a:graphic>
               <a:graphicData uri="http://schemas.openxmlformats.org/drawingml/2006/picture">
                 <pic:pic>
@@ -12213,7 +12213,7 @@
         <w:t xml:space="preserve"> </w:t>
       </w:r>
       <w:r>
-        <w:t xml:space="preserve">basket | aisle | fresh | change | a few | a little | timetable | balcony</w:t>
+        <w:t xml:space="preserve">change | balcony | basket | a little | fresh | aisle | a few | timetable</w:t>
       </w:r>
     </w:p>
     <w:p>
